--- a/Lab1/Отчет_Лабораторная_1.docx
+++ b/Lab1/Отчет_Лабораторная_1.docx
@@ -109,13 +109,7 @@
         <w:rPr>
           <w:lang w:val="ru-RU"/>
         </w:rPr>
-        <w:t xml:space="preserve">, переход от одной модели к другой, исследовать цветовой график МКО. </w:t>
-      </w:r>
-      <w:r>
-        <w:rPr>
-          <w:lang w:val="ru-RU"/>
-        </w:rPr>
-        <w:t xml:space="preserve">Разработать веб-приложение, позволяющее пользователю выбирать и интерактивно изменять цвет с одновременным отображением его составляющих в трех цветовых моделях. В соответствии с вариантом реализована работа с моделями </w:t>
+        <w:t xml:space="preserve">, переход от одной модели к другой, исследовать цветовой график МКО. Разработать веб-приложение, позволяющее пользователю выбирать и интерактивно изменять цвет с одновременным отображением его составляющих в трех цветовых моделях. В соответствии с вариантом реализована работа с моделями </w:t>
       </w:r>
       <w:r>
         <w:t>CMYK</w:t>
@@ -171,13 +165,7 @@
         <w:rPr>
           <w:lang w:val="ru-RU"/>
         </w:rPr>
-        <w:t>Изучит</w:t>
-      </w:r>
-      <w:r>
-        <w:rPr>
-          <w:lang w:val="ru-RU"/>
-        </w:rPr>
-        <w:t xml:space="preserve">ь цветовые модели и переходы между ними; реализовать ручные преобразования </w:t>
+        <w:t xml:space="preserve">Изучить цветовые модели и переходы между ними; реализовать ручные преобразования </w:t>
       </w:r>
       <w:r>
         <w:t>CMYK</w:t>
@@ -222,13 +210,7 @@
         <w:rPr>
           <w:lang w:val="ru-RU"/>
         </w:rPr>
-        <w:t>65,</w:t>
-      </w:r>
-      <w:r>
-        <w:rPr>
-          <w:lang w:val="ru-RU"/>
-        </w:rPr>
-        <w:t xml:space="preserve"> </w:t>
+        <w:t xml:space="preserve">65, </w:t>
       </w:r>
       <w:r>
         <w:t>D</w:t>
@@ -373,10 +355,7 @@
         <w:t xml:space="preserve">, </w:t>
       </w:r>
       <w:r>
-        <w:t>Re</w:t>
-      </w:r>
-      <w:r>
-        <w:t>act</w:t>
+        <w:t>React</w:t>
       </w:r>
       <w:r>
         <w:rPr>
@@ -499,10 +478,7 @@
         <w:t xml:space="preserve">, </w:t>
       </w:r>
       <w:r>
-        <w:t>X</w:t>
-      </w:r>
-      <w:r>
-        <w:t>YZ</w:t>
+        <w:t>XYZ</w:t>
       </w:r>
       <w:r>
         <w:rPr>
@@ -609,13 +585,7 @@
         <w:rPr>
           <w:lang w:val="ru-RU"/>
         </w:rPr>
-        <w:t>. Для каждой координаты доступн</w:t>
-      </w:r>
-      <w:r>
-        <w:rPr>
-          <w:lang w:val="ru-RU"/>
-        </w:rPr>
-        <w:t xml:space="preserve">ы числовой ввод и ползунок с градиентом. Цвет задается также через палитру и </w:t>
+        <w:t xml:space="preserve">. Для каждой координаты доступны числовой ввод и ползунок с градиентом. Цвет задается также через палитру и </w:t>
       </w:r>
       <w:r>
         <w:t>HEX</w:t>
@@ -671,14 +641,7 @@
           <w:b/>
           <w:lang w:val="ru-RU"/>
         </w:rPr>
-        <w:t>3. Реализаци</w:t>
-      </w:r>
-      <w:r>
-        <w:rPr>
-          <w:b/>
-          <w:lang w:val="ru-RU"/>
-        </w:rPr>
-        <w:t>я математических преобразований</w:t>
+        <w:t>3. Реализация математических преобразований</w:t>
       </w:r>
     </w:p>
     <w:p>
@@ -776,10 +739,7 @@
         <w:t xml:space="preserve"> выполняется относительно выбранной белой точки. При выходе </w:t>
       </w:r>
       <w:r>
-        <w:t>LA</w:t>
-      </w:r>
-      <w:r>
-        <w:t>B</w:t>
+        <w:t>LAB</w:t>
       </w:r>
       <w:r>
         <w:rPr>
@@ -928,13 +888,7 @@
         <w:rPr>
           <w:lang w:val="ru-RU"/>
         </w:rPr>
-        <w:t>. Обратная матрица вычи</w:t>
-      </w:r>
-      <w:r>
-        <w:rPr>
-          <w:lang w:val="ru-RU"/>
-        </w:rPr>
-        <w:t xml:space="preserve">сляется </w:t>
+        <w:t xml:space="preserve">. Обратная матрица вычисляется </w:t>
       </w:r>
       <w:proofErr w:type="spellStart"/>
       <w:r>
@@ -1053,13 +1007,7 @@
         <w:rPr>
           <w:lang w:val="ru-RU"/>
         </w:rPr>
-        <w:t xml:space="preserve"> во вс</w:t>
-      </w:r>
-      <w:r>
-        <w:rPr>
-          <w:lang w:val="ru-RU"/>
-        </w:rPr>
-        <w:t xml:space="preserve">ем диапазоне. </w:t>
+        <w:t xml:space="preserve"> во всем диапазоне. </w:t>
       </w:r>
       <w:r>
         <w:t>Clipping</w:t>
@@ -1136,10 +1084,7 @@
         <w:t xml:space="preserve"> отвечает за интерфейс, </w:t>
       </w:r>
       <w:r>
-        <w:t>Controll</w:t>
-      </w:r>
-      <w:r>
-        <w:t>er</w:t>
+        <w:t>Controller</w:t>
       </w:r>
       <w:r>
         <w:rPr>
@@ -1238,13 +1183,7 @@
         <w:rPr>
           <w:lang w:val="ru-RU"/>
         </w:rPr>
-        <w:t>255, 0</w:t>
-      </w:r>
-      <w:r>
-        <w:rPr>
-          <w:lang w:val="ru-RU"/>
-        </w:rPr>
-        <w:t xml:space="preserve">, 0) → </w:t>
+        <w:t xml:space="preserve">255, 0, 0) → </w:t>
       </w:r>
       <w:r>
         <w:t>LAB</w:t>
@@ -1498,13 +1437,7 @@
         <w:rPr>
           <w:lang w:val="ru-RU"/>
         </w:rPr>
-        <w:t>, ц</w:t>
-      </w:r>
-      <w:r>
-        <w:rPr>
-          <w:lang w:val="ru-RU"/>
-        </w:rPr>
-        <w:t xml:space="preserve">ветовые градиенты и предупреждение о выходе за </w:t>
+        <w:t xml:space="preserve">, цветовые градиенты и предупреждение о выходе за </w:t>
       </w:r>
       <w:r>
         <w:t>RGB</w:t>
@@ -1613,8 +1546,41 @@
           <w:bCs/>
           <w:lang w:val="ru-RU"/>
         </w:rPr>
-        <w:t xml:space="preserve"> 10 гр</w:t>
-      </w:r>
+        <w:t xml:space="preserve"> 10 </w:t>
+      </w:r>
+      <w:proofErr w:type="spellStart"/>
+      <w:r>
+        <w:rPr>
+          <w:b/>
+          <w:bCs/>
+          <w:lang w:val="ru-RU"/>
+        </w:rPr>
+        <w:t>гр</w:t>
+      </w:r>
+      <w:proofErr w:type="spellEnd"/>
+    </w:p>
+    <w:p>
+      <w:pPr>
+        <w:spacing w:after="0"/>
+        <w:rPr>
+          <w:rFonts w:cs="Times New Roman"/>
+          <w:sz w:val="24"/>
+          <w:szCs w:val="24"/>
+          <w:lang w:val="ru-BY" w:eastAsia="ru-RU"/>
+        </w:rPr>
+      </w:pPr>
+      <w:hyperlink r:id="rId6" w:tgtFrame="_blank" w:history="1">
+        <w:r>
+          <w:rPr>
+            <w:rFonts w:ascii="Segoe UI" w:hAnsi="Segoe UI" w:cs="Segoe UI"/>
+            <w:color w:val="0000FF"/>
+            <w:szCs w:val="21"/>
+            <w:u w:val="single"/>
+            <w:lang w:val="ru-BY" w:eastAsia="ru-RU"/>
+          </w:rPr>
+          <w:t>potapchenkopcglab1.vercel.app</w:t>
+        </w:r>
+      </w:hyperlink>
     </w:p>
     <w:sectPr>
       <w:pgSz w:w="12240" w:h="15840"/>
@@ -2114,11 +2080,6 @@
     <w:lsdException w:name="Book Title" w:uiPriority="33" w:qFormat="1"/>
     <w:lsdException w:name="Bibliography" w:semiHidden="1" w:uiPriority="37" w:unhideWhenUsed="1"/>
     <w:lsdException w:name="TOC Heading" w:semiHidden="1" w:uiPriority="39" w:unhideWhenUsed="1" w:qFormat="1"/>
-    <w:lsdException w:name="Plain Table 5" w:semiHidden="1" w:unhideWhenUsed="1"/>
-    <w:lsdException w:name="Grid Table Light" w:semiHidden="1" w:unhideWhenUsed="1"/>
-    <w:lsdException w:name="Grid Table 1 Light" w:semiHidden="1" w:unhideWhenUsed="1"/>
-    <w:lsdException w:name="Grid Table 2" w:semiHidden="1" w:unhideWhenUsed="1"/>
-    <w:lsdException w:name="Grid Table 3" w:semiHidden="1" w:unhideWhenUsed="1"/>
     <w:lsdException w:name="Grid Table 4" w:uiPriority="49"/>
     <w:lsdException w:name="Grid Table 5 Dark" w:uiPriority="50"/>
     <w:lsdException w:name="Grid Table 6 Colorful" w:uiPriority="51"/>
@@ -13217,6 +13178,18 @@
         <w:shd w:val="clear" w:color="auto" w:fill="FBCAA2" w:themeFill="accent6" w:themeFillTint="7F"/>
       </w:tcPr>
     </w:tblStylePr>
+  </w:style>
+  <w:style w:type="character" w:styleId="aff8">
+    <w:name w:val="Hyperlink"/>
+    <w:basedOn w:val="a2"/>
+    <w:uiPriority w:val="99"/>
+    <w:semiHidden/>
+    <w:unhideWhenUsed/>
+    <w:rsid w:val="00484706"/>
+    <w:rPr>
+      <w:color w:val="0000FF"/>
+      <w:u w:val="single"/>
+    </w:rPr>
   </w:style>
 </w:styles>
 </file>
